--- a/public/2026/seq06/FICHE_S6-A01_AnatomieMBot_4eme.docx
+++ b/public/2026/seq06/FICHE_S6-A01_AnatomieMBot_4eme.docx
@@ -211,6 +211,21 @@
                 <w:szCs w:val="15"/>
               </w:rPr>
               <w:t xml:space="preserve">ACTIVITÉ N°01</w:t>
+            </w:r>
+          </w:p>
+          <w:p>
+            <w:pPr>
+              <w:spacing w:after="0"/>
+            </w:pPr>
+            <w:r>
+              <w:rPr>
+                <w:rFonts w:ascii="Arial" w:cs="Arial" w:eastAsia="Arial" w:hAnsi="Arial"/>
+                <w:i w:val="false"/>
+                <w:iCs w:val="false"/>
+                <w:sz w:val="15"/>
+                <w:szCs w:val="15"/>
+              </w:rPr>
+              <w:t xml:space="preserve">Anatomie du mBot</w:t>
             </w:r>
           </w:p>
         </w:tc>

--- a/public/2026/seq06/FICHE_S6-A01_AnatomieMBot_4eme.docx
+++ b/public/2026/seq06/FICHE_S6-A01_AnatomieMBot_4eme.docx
@@ -381,7 +381,7 @@
           <w:sz w:val="24"/>
           <w:szCs w:val="24"/>
         </w:rPr>
-        <w:t xml:space="preserve">Tu sauras nommer les constituants du mBot et retrouver ses deux chaînes.</w:t>
+        <w:t xml:space="preserve">Tu sauras nommer les constituants du mBot et dire en français ce que fait son programme.</w:t>
       </w:r>
     </w:p>
     <w:p>
@@ -1435,17 +1435,15 @@
           <w:bCs/>
           <w:i w:val="false"/>
           <w:iCs w:val="false"/>
-          <w:sz w:val="28"/>
-          <w:szCs w:val="28"/>
-        </w:rPr>
-        <w:t xml:space="preserve">PARTIE 2 — La chaîne d'information du demi-tour</w:t>
+          <w:sz w:val="26"/>
+          <w:szCs w:val="26"/>
+        </w:rPr>
+        <w:t xml:space="preserve">PARTIE 2 — Le programme du demi-tour, en français</w:t>
       </w:r>
     </w:p>
     <w:p>
       <w:pPr>
-        <w:keepNext/>
-        <w:keepLines/>
-        <w:spacing w:after="81"/>
+        <w:spacing w:after="120" w:before="40"/>
       </w:pPr>
       <w:r>
         <w:rPr>
@@ -1454,10 +1452,10 @@
           <w:bCs/>
           <w:i w:val="false"/>
           <w:iCs w:val="false"/>
-          <w:sz w:val="26"/>
-          <w:szCs w:val="26"/>
-        </w:rPr>
-        <w:t xml:space="preserve">➤ </w:t>
+          <w:sz w:val="22"/>
+          <w:szCs w:val="22"/>
+        </w:rPr>
+        <w:t xml:space="preserve">AU TABLEAU — </w:t>
       </w:r>
       <w:r>
         <w:rPr>
@@ -1466,10 +1464,10 @@
           <w:bCs w:val="false"/>
           <w:i w:val="false"/>
           <w:iCs w:val="false"/>
-          <w:sz w:val="26"/>
-          <w:szCs w:val="26"/>
-        </w:rPr>
-        <w:t xml:space="preserve">Écris dans la ligne du haut l'un de ces trois mots : TRAITER — COMMUNIQUER — ACQUÉRIR. Chaque mot ne sert qu'une fois.</w:t>
+          <w:sz w:val="22"/>
+          <w:szCs w:val="22"/>
+        </w:rPr>
+        <w:t xml:space="preserve">l’apport de la séance reste projeté. Regarde l’écran dès que tu bloques.</w:t>
       </w:r>
     </w:p>
     <w:p>
@@ -1488,7 +1486,41 @@
           <w:sz w:val="24"/>
           <w:szCs w:val="24"/>
         </w:rPr>
-        <w:t xml:space="preserve">➤ Écris ensuite, sous chaque bloc, le nom du composant du mBot qui fait ce travail.</w:t>
+        <w:t xml:space="preserve">➤ Écris la LETTRE de la traduction qui convient. Chaque lettre ne sert qu'une fois. La première ligne est un exemple.</w:t>
+      </w:r>
+    </w:p>
+    <w:p>
+      <w:pPr>
+        <w:spacing w:after="48" w:before="50"/>
+      </w:pPr>
+      <w:r>
+        <w:rPr>
+          <w:rFonts w:ascii="Arial" w:cs="Arial" w:eastAsia="Arial" w:hAnsi="Arial"/>
+          <w:b w:val="false"/>
+          <w:bCs w:val="false"/>
+          <w:i w:val="false"/>
+          <w:iCs w:val="false"/>
+          <w:sz w:val="24"/>
+          <w:szCs w:val="24"/>
+        </w:rPr>
+        <w:t xml:space="preserve">A. il avance normalement   ·   B. il recommence sans jamais s’arrêter   ·   C. il regarde à quelle distance est l’obstacle</w:t>
+      </w:r>
+    </w:p>
+    <w:p>
+      <w:pPr>
+        <w:spacing w:after="48" w:before="50"/>
+      </w:pPr>
+      <w:r>
+        <w:rPr>
+          <w:rFonts w:ascii="Arial" w:cs="Arial" w:eastAsia="Arial" w:hAnsi="Arial"/>
+          <w:b w:val="false"/>
+          <w:bCs w:val="false"/>
+          <w:i w:val="false"/>
+          <w:iCs w:val="false"/>
+          <w:sz w:val="24"/>
+          <w:szCs w:val="24"/>
+        </w:rPr>
+        <w:t xml:space="preserve">D. il fait demi-tour   ·   E. il compare la distance mesurée à 10 cm</w:t>
       </w:r>
     </w:p>
     <w:tbl>
@@ -1504,9 +1536,8 @@
         </w:tblBorders>
       </w:tblPr>
       <w:tblGrid>
-        <w:gridCol w:w="3120"/>
-        <w:gridCol w:w="3120"/>
-        <w:gridCol w:w="3120"/>
+        <w:gridCol w:w="7500"/>
+        <w:gridCol w:w="1860"/>
       </w:tblGrid>
       <w:tr>
         <w:trPr>
@@ -1514,7 +1545,7 @@
         </w:trPr>
         <w:tc>
           <w:tcPr>
-            <w:tcW w:type="dxa" w:w="3120"/>
+            <w:tcW w:type="dxa" w:w="7500"/>
             <w:tcBorders>
               <w:top w:val="single" w:color="000000" w:sz="6"/>
               <w:left w:val="single" w:color="000000" w:sz="6"/>
@@ -1534,7 +1565,7 @@
             <w:pPr>
               <w:keepNext/>
               <w:keepLines/>
-              <w:spacing w:after="230"/>
+              <w:spacing w:after="0"/>
             </w:pPr>
             <w:r>
               <w:rPr>
@@ -1546,13 +1577,13 @@
                 <w:sz w:val="24"/>
                 <w:szCs w:val="24"/>
               </w:rPr>
-              <w:t xml:space="preserve">.........................................</w:t>
-            </w:r>
-          </w:p>
-        </w:tc>
-        <w:tc>
-          <w:tcPr>
-            <w:tcW w:type="dxa" w:w="3120"/>
+              <w:t xml:space="preserve">Ligne du programme projeté</w:t>
+            </w:r>
+          </w:p>
+        </w:tc>
+        <w:tc>
+          <w:tcPr>
+            <w:tcW w:type="dxa" w:w="1860"/>
             <w:tcBorders>
               <w:top w:val="single" w:color="000000" w:sz="6"/>
               <w:left w:val="single" w:color="000000" w:sz="6"/>
@@ -1572,7 +1603,7 @@
             <w:pPr>
               <w:keepNext/>
               <w:keepLines/>
-              <w:spacing w:after="230"/>
+              <w:spacing w:after="0"/>
             </w:pPr>
             <w:r>
               <w:rPr>
@@ -1584,45 +1615,7 @@
                 <w:sz w:val="24"/>
                 <w:szCs w:val="24"/>
               </w:rPr>
-              <w:t xml:space="preserve">.........................................</w:t>
-            </w:r>
-          </w:p>
-        </w:tc>
-        <w:tc>
-          <w:tcPr>
-            <w:tcW w:type="dxa" w:w="3120"/>
-            <w:tcBorders>
-              <w:top w:val="single" w:color="000000" w:sz="6"/>
-              <w:left w:val="single" w:color="000000" w:sz="6"/>
-              <w:bottom w:val="single" w:color="000000" w:sz="6"/>
-              <w:right w:val="single" w:color="000000" w:sz="6"/>
-            </w:tcBorders>
-            <w:shd w:fill="D9D9D9" w:val="clear"/>
-            <w:tcMar>
-              <w:top w:type="dxa" w:w="40"/>
-              <w:left w:type="dxa" w:w="80"/>
-              <w:bottom w:type="dxa" w:w="40"/>
-              <w:right w:type="dxa" w:w="80"/>
-            </w:tcMar>
-            <w:vAlign w:val="center"/>
-          </w:tcPr>
-          <w:p>
-            <w:pPr>
-              <w:keepNext/>
-              <w:keepLines/>
-              <w:spacing w:after="230"/>
-            </w:pPr>
-            <w:r>
-              <w:rPr>
-                <w:rFonts w:ascii="Arial" w:cs="Arial" w:eastAsia="Arial" w:hAnsi="Arial"/>
-                <w:b/>
-                <w:bCs/>
-                <w:i w:val="false"/>
-                <w:iCs w:val="false"/>
-                <w:sz w:val="24"/>
-                <w:szCs w:val="24"/>
-              </w:rPr>
-              <w:t xml:space="preserve">.........................................</w:t>
+              <w:t xml:space="preserve">Lettre</w:t>
             </w:r>
           </w:p>
         </w:tc>
@@ -1633,112 +1626,75 @@
         </w:trPr>
         <w:tc>
           <w:tcPr>
-            <w:tcW w:type="dxa" w:w="3120"/>
-            <w:tcBorders>
-              <w:top w:val="single" w:color="000000" w:sz="6"/>
-              <w:left w:val="single" w:color="000000" w:sz="6"/>
-              <w:bottom w:val="single" w:color="000000" w:sz="6"/>
-              <w:right w:val="single" w:color="000000" w:sz="6"/>
-            </w:tcBorders>
-            <w:tcMar>
-              <w:top w:type="dxa" w:w="40"/>
-              <w:left w:type="dxa" w:w="80"/>
-              <w:bottom w:type="dxa" w:w="40"/>
-              <w:right w:type="dxa" w:w="80"/>
-            </w:tcMar>
-            <w:vAlign w:val="center"/>
-          </w:tcPr>
-          <w:p>
-            <w:pPr>
-              <w:keepNext/>
-              <w:keepLines/>
-              <w:spacing w:after="0"/>
-            </w:pPr>
-            <w:r>
-              <w:rPr>
-                <w:rFonts w:ascii="Arial" w:cs="Arial" w:eastAsia="Arial" w:hAnsi="Arial"/>
-                <w:b w:val="false"/>
-                <w:bCs w:val="false"/>
-                <w:i w:val="false"/>
-                <w:iCs w:val="false"/>
-                <w:sz w:val="24"/>
-                <w:szCs w:val="24"/>
-              </w:rPr>
-              <w:t xml:space="preserve">l'obstacle est détecté</w:t>
-            </w:r>
-          </w:p>
-        </w:tc>
-        <w:tc>
-          <w:tcPr>
-            <w:tcW w:type="dxa" w:w="3120"/>
-            <w:tcBorders>
-              <w:top w:val="single" w:color="000000" w:sz="6"/>
-              <w:left w:val="single" w:color="000000" w:sz="6"/>
-              <w:bottom w:val="single" w:color="000000" w:sz="6"/>
-              <w:right w:val="single" w:color="000000" w:sz="6"/>
-            </w:tcBorders>
-            <w:tcMar>
-              <w:top w:type="dxa" w:w="40"/>
-              <w:left w:type="dxa" w:w="80"/>
-              <w:bottom w:type="dxa" w:w="40"/>
-              <w:right w:type="dxa" w:w="80"/>
-            </w:tcMar>
-            <w:vAlign w:val="center"/>
-          </w:tcPr>
-          <w:p>
-            <w:pPr>
-              <w:keepNext/>
-              <w:keepLines/>
-              <w:spacing w:after="0"/>
-            </w:pPr>
-            <w:r>
-              <w:rPr>
-                <w:rFonts w:ascii="Arial" w:cs="Arial" w:eastAsia="Arial" w:hAnsi="Arial"/>
-                <w:b w:val="false"/>
-                <w:bCs w:val="false"/>
-                <w:i w:val="false"/>
-                <w:iCs w:val="false"/>
-                <w:sz w:val="24"/>
-                <w:szCs w:val="24"/>
-              </w:rPr>
-              <w:t xml:space="preserve">le programme décide</w:t>
-            </w:r>
-          </w:p>
-        </w:tc>
-        <w:tc>
-          <w:tcPr>
-            <w:tcW w:type="dxa" w:w="3120"/>
-            <w:tcBorders>
-              <w:top w:val="single" w:color="000000" w:sz="6"/>
-              <w:left w:val="single" w:color="000000" w:sz="6"/>
-              <w:bottom w:val="single" w:color="000000" w:sz="6"/>
-              <w:right w:val="single" w:color="000000" w:sz="6"/>
-            </w:tcBorders>
-            <w:tcMar>
-              <w:top w:type="dxa" w:w="40"/>
-              <w:left w:type="dxa" w:w="80"/>
-              <w:bottom w:type="dxa" w:w="40"/>
-              <w:right w:type="dxa" w:w="80"/>
-            </w:tcMar>
-            <w:vAlign w:val="center"/>
-          </w:tcPr>
-          <w:p>
-            <w:pPr>
-              <w:keepNext/>
-              <w:keepLines/>
-              <w:spacing w:after="0"/>
-            </w:pPr>
-            <w:r>
-              <w:rPr>
-                <w:rFonts w:ascii="Arial" w:cs="Arial" w:eastAsia="Arial" w:hAnsi="Arial"/>
-                <w:b w:val="false"/>
-                <w:bCs w:val="false"/>
-                <w:i w:val="false"/>
-                <w:iCs w:val="false"/>
-                <w:sz w:val="24"/>
-                <w:szCs w:val="24"/>
-              </w:rPr>
-              <w:t xml:space="preserve">l'ordre part vers les moteurs</w:t>
+            <w:tcW w:type="dxa" w:w="7500"/>
+            <w:tcBorders>
+              <w:top w:val="single" w:color="000000" w:sz="6"/>
+              <w:left w:val="single" w:color="000000" w:sz="6"/>
+              <w:bottom w:val="single" w:color="000000" w:sz="6"/>
+              <w:right w:val="single" w:color="000000" w:sz="6"/>
+            </w:tcBorders>
+            <w:tcMar>
+              <w:top w:type="dxa" w:w="40"/>
+              <w:left w:type="dxa" w:w="80"/>
+              <w:bottom w:type="dxa" w:w="40"/>
+              <w:right w:type="dxa" w:w="80"/>
+            </w:tcMar>
+            <w:vAlign w:val="top"/>
+          </w:tcPr>
+          <w:p>
+            <w:pPr>
+              <w:keepNext/>
+              <w:keepLines/>
+              <w:spacing w:after="0"/>
+            </w:pPr>
+            <w:r>
+              <w:rPr>
+                <w:rFonts w:ascii="Arial" w:cs="Arial" w:eastAsia="Arial" w:hAnsi="Arial"/>
+                <w:b w:val="false"/>
+                <w:bCs w:val="false"/>
+                <w:i w:val="false"/>
+                <w:iCs w:val="false"/>
+                <w:sz w:val="24"/>
+                <w:szCs w:val="24"/>
+              </w:rPr>
+              <w:t xml:space="preserve">EXEMPLE — répéter indéfiniment</w:t>
+            </w:r>
+          </w:p>
+        </w:tc>
+        <w:tc>
+          <w:tcPr>
+            <w:tcW w:type="dxa" w:w="1860"/>
+            <w:tcBorders>
+              <w:top w:val="single" w:color="000000" w:sz="6"/>
+              <w:left w:val="single" w:color="000000" w:sz="6"/>
+              <w:bottom w:val="single" w:color="000000" w:sz="6"/>
+              <w:right w:val="single" w:color="000000" w:sz="6"/>
+            </w:tcBorders>
+            <w:tcMar>
+              <w:top w:type="dxa" w:w="40"/>
+              <w:left w:type="dxa" w:w="80"/>
+              <w:bottom w:type="dxa" w:w="40"/>
+              <w:right w:type="dxa" w:w="80"/>
+            </w:tcMar>
+            <w:vAlign w:val="top"/>
+          </w:tcPr>
+          <w:p>
+            <w:pPr>
+              <w:keepNext/>
+              <w:keepLines/>
+              <w:spacing w:after="0"/>
+            </w:pPr>
+            <w:r>
+              <w:rPr>
+                <w:rFonts w:ascii="Arial" w:cs="Arial" w:eastAsia="Arial" w:hAnsi="Arial"/>
+                <w:b w:val="false"/>
+                <w:bCs w:val="false"/>
+                <w:i w:val="false"/>
+                <w:iCs w:val="false"/>
+                <w:sz w:val="24"/>
+                <w:szCs w:val="24"/>
+              </w:rPr>
+              <w:t xml:space="preserve">B</w:t>
             </w:r>
           </w:p>
         </w:tc>
@@ -1749,111 +1705,347 @@
         </w:trPr>
         <w:tc>
           <w:tcPr>
-            <w:tcW w:type="dxa" w:w="3120"/>
-            <w:tcBorders>
-              <w:top w:val="single" w:color="000000" w:sz="6"/>
-              <w:left w:val="single" w:color="000000" w:sz="6"/>
-              <w:bottom w:val="single" w:color="000000" w:sz="6"/>
-              <w:right w:val="single" w:color="000000" w:sz="6"/>
-            </w:tcBorders>
-            <w:tcMar>
-              <w:top w:type="dxa" w:w="40"/>
-              <w:left w:type="dxa" w:w="80"/>
-              <w:bottom w:type="dxa" w:w="40"/>
-              <w:right w:type="dxa" w:w="80"/>
-            </w:tcMar>
-            <w:vAlign w:val="center"/>
-          </w:tcPr>
-          <w:p>
-            <w:pPr>
-              <w:spacing w:after="230"/>
-            </w:pPr>
-            <w:r>
-              <w:rPr>
-                <w:rFonts w:ascii="Arial" w:cs="Arial" w:eastAsia="Arial" w:hAnsi="Arial"/>
-                <w:b w:val="false"/>
-                <w:bCs w:val="false"/>
-                <w:i w:val="false"/>
-                <w:iCs w:val="false"/>
-                <w:sz w:val="24"/>
-                <w:szCs w:val="24"/>
-              </w:rPr>
-              <w:t xml:space="preserve">Composant : ....................</w:t>
-            </w:r>
-          </w:p>
-        </w:tc>
-        <w:tc>
-          <w:tcPr>
-            <w:tcW w:type="dxa" w:w="3120"/>
-            <w:tcBorders>
-              <w:top w:val="single" w:color="000000" w:sz="6"/>
-              <w:left w:val="single" w:color="000000" w:sz="6"/>
-              <w:bottom w:val="single" w:color="000000" w:sz="6"/>
-              <w:right w:val="single" w:color="000000" w:sz="6"/>
-            </w:tcBorders>
-            <w:tcMar>
-              <w:top w:type="dxa" w:w="40"/>
-              <w:left w:type="dxa" w:w="80"/>
-              <w:bottom w:type="dxa" w:w="40"/>
-              <w:right w:type="dxa" w:w="80"/>
-            </w:tcMar>
-            <w:vAlign w:val="center"/>
-          </w:tcPr>
-          <w:p>
-            <w:pPr>
-              <w:spacing w:after="230"/>
-            </w:pPr>
-            <w:r>
-              <w:rPr>
-                <w:rFonts w:ascii="Arial" w:cs="Arial" w:eastAsia="Arial" w:hAnsi="Arial"/>
-                <w:b w:val="false"/>
-                <w:bCs w:val="false"/>
-                <w:i w:val="false"/>
-                <w:iCs w:val="false"/>
-                <w:sz w:val="24"/>
-                <w:szCs w:val="24"/>
-              </w:rPr>
-              <w:t xml:space="preserve">Composant : ....................</w:t>
-            </w:r>
-          </w:p>
-        </w:tc>
-        <w:tc>
-          <w:tcPr>
-            <w:tcW w:type="dxa" w:w="3120"/>
-            <w:tcBorders>
-              <w:top w:val="single" w:color="000000" w:sz="6"/>
-              <w:left w:val="single" w:color="000000" w:sz="6"/>
-              <w:bottom w:val="single" w:color="000000" w:sz="6"/>
-              <w:right w:val="single" w:color="000000" w:sz="6"/>
-            </w:tcBorders>
-            <w:tcMar>
-              <w:top w:type="dxa" w:w="40"/>
-              <w:left w:type="dxa" w:w="80"/>
-              <w:bottom w:type="dxa" w:w="40"/>
-              <w:right w:type="dxa" w:w="80"/>
-            </w:tcMar>
-            <w:vAlign w:val="center"/>
-          </w:tcPr>
-          <w:p>
-            <w:pPr>
-              <w:spacing w:after="230"/>
-            </w:pPr>
-            <w:r>
-              <w:rPr>
-                <w:rFonts w:ascii="Arial" w:cs="Arial" w:eastAsia="Arial" w:hAnsi="Arial"/>
-                <w:b w:val="false"/>
-                <w:bCs w:val="false"/>
-                <w:i w:val="false"/>
-                <w:iCs w:val="false"/>
-                <w:sz w:val="24"/>
-                <w:szCs w:val="24"/>
-              </w:rPr>
-              <w:t xml:space="preserve">Composant : IHM / signal aux ....</w:t>
+            <w:tcW w:type="dxa" w:w="7500"/>
+            <w:tcBorders>
+              <w:top w:val="single" w:color="000000" w:sz="6"/>
+              <w:left w:val="single" w:color="000000" w:sz="6"/>
+              <w:bottom w:val="single" w:color="000000" w:sz="6"/>
+              <w:right w:val="single" w:color="000000" w:sz="6"/>
+            </w:tcBorders>
+            <w:tcMar>
+              <w:top w:type="dxa" w:w="40"/>
+              <w:left w:type="dxa" w:w="80"/>
+              <w:bottom w:type="dxa" w:w="40"/>
+              <w:right w:type="dxa" w:w="80"/>
+            </w:tcMar>
+            <w:vAlign w:val="top"/>
+          </w:tcPr>
+          <w:p>
+            <w:pPr>
+              <w:keepNext/>
+              <w:keepLines/>
+              <w:spacing w:after="0"/>
+            </w:pPr>
+            <w:r>
+              <w:rPr>
+                <w:rFonts w:ascii="Arial" w:cs="Arial" w:eastAsia="Arial" w:hAnsi="Arial"/>
+                <w:b w:val="false"/>
+                <w:bCs w:val="false"/>
+                <w:i w:val="false"/>
+                <w:iCs w:val="false"/>
+                <w:sz w:val="24"/>
+                <w:szCs w:val="24"/>
+              </w:rPr>
+              <w:t xml:space="preserve">lire la distance   (capteur à ultrasons)</w:t>
+            </w:r>
+          </w:p>
+        </w:tc>
+        <w:tc>
+          <w:tcPr>
+            <w:tcW w:type="dxa" w:w="1860"/>
+            <w:tcBorders>
+              <w:top w:val="single" w:color="000000" w:sz="6"/>
+              <w:left w:val="single" w:color="000000" w:sz="6"/>
+              <w:bottom w:val="single" w:color="000000" w:sz="6"/>
+              <w:right w:val="single" w:color="000000" w:sz="6"/>
+            </w:tcBorders>
+            <w:tcMar>
+              <w:top w:type="dxa" w:w="40"/>
+              <w:left w:type="dxa" w:w="80"/>
+              <w:bottom w:type="dxa" w:w="40"/>
+              <w:right w:type="dxa" w:w="80"/>
+            </w:tcMar>
+            <w:vAlign w:val="top"/>
+          </w:tcPr>
+          <w:p>
+            <w:pPr>
+              <w:keepNext/>
+              <w:keepLines/>
+              <w:spacing w:after="0"/>
+            </w:pPr>
+            <w:r>
+              <w:rPr>
+                <w:rFonts w:ascii="Arial" w:cs="Arial" w:eastAsia="Arial" w:hAnsi="Arial"/>
+                <w:b w:val="false"/>
+                <w:bCs w:val="false"/>
+                <w:i w:val="false"/>
+                <w:iCs w:val="false"/>
+                <w:sz w:val="24"/>
+                <w:szCs w:val="24"/>
+              </w:rPr>
+              <w:t xml:space="preserve">........................</w:t>
+            </w:r>
+          </w:p>
+        </w:tc>
+      </w:tr>
+      <w:tr>
+        <w:trPr>
+          <w:cantSplit/>
+        </w:trPr>
+        <w:tc>
+          <w:tcPr>
+            <w:tcW w:type="dxa" w:w="7500"/>
+            <w:tcBorders>
+              <w:top w:val="single" w:color="000000" w:sz="6"/>
+              <w:left w:val="single" w:color="000000" w:sz="6"/>
+              <w:bottom w:val="single" w:color="000000" w:sz="6"/>
+              <w:right w:val="single" w:color="000000" w:sz="6"/>
+            </w:tcBorders>
+            <w:tcMar>
+              <w:top w:type="dxa" w:w="40"/>
+              <w:left w:type="dxa" w:w="80"/>
+              <w:bottom w:type="dxa" w:w="40"/>
+              <w:right w:type="dxa" w:w="80"/>
+            </w:tcMar>
+            <w:vAlign w:val="top"/>
+          </w:tcPr>
+          <w:p>
+            <w:pPr>
+              <w:keepNext/>
+              <w:keepLines/>
+              <w:spacing w:after="0"/>
+            </w:pPr>
+            <w:r>
+              <w:rPr>
+                <w:rFonts w:ascii="Arial" w:cs="Arial" w:eastAsia="Arial" w:hAnsi="Arial"/>
+                <w:b w:val="false"/>
+                <w:bCs w:val="false"/>
+                <w:i w:val="false"/>
+                <w:iCs w:val="false"/>
+                <w:sz w:val="24"/>
+                <w:szCs w:val="24"/>
+              </w:rPr>
+              <w:t xml:space="preserve">si   distance &lt; 10 cm</w:t>
+            </w:r>
+          </w:p>
+        </w:tc>
+        <w:tc>
+          <w:tcPr>
+            <w:tcW w:type="dxa" w:w="1860"/>
+            <w:tcBorders>
+              <w:top w:val="single" w:color="000000" w:sz="6"/>
+              <w:left w:val="single" w:color="000000" w:sz="6"/>
+              <w:bottom w:val="single" w:color="000000" w:sz="6"/>
+              <w:right w:val="single" w:color="000000" w:sz="6"/>
+            </w:tcBorders>
+            <w:tcMar>
+              <w:top w:type="dxa" w:w="40"/>
+              <w:left w:type="dxa" w:w="80"/>
+              <w:bottom w:type="dxa" w:w="40"/>
+              <w:right w:type="dxa" w:w="80"/>
+            </w:tcMar>
+            <w:vAlign w:val="top"/>
+          </w:tcPr>
+          <w:p>
+            <w:pPr>
+              <w:keepNext/>
+              <w:keepLines/>
+              <w:spacing w:after="0"/>
+            </w:pPr>
+            <w:r>
+              <w:rPr>
+                <w:rFonts w:ascii="Arial" w:cs="Arial" w:eastAsia="Arial" w:hAnsi="Arial"/>
+                <w:b w:val="false"/>
+                <w:bCs w:val="false"/>
+                <w:i w:val="false"/>
+                <w:iCs w:val="false"/>
+                <w:sz w:val="24"/>
+                <w:szCs w:val="24"/>
+              </w:rPr>
+              <w:t xml:space="preserve">........................</w:t>
+            </w:r>
+          </w:p>
+        </w:tc>
+      </w:tr>
+      <w:tr>
+        <w:trPr>
+          <w:cantSplit/>
+        </w:trPr>
+        <w:tc>
+          <w:tcPr>
+            <w:tcW w:type="dxa" w:w="7500"/>
+            <w:tcBorders>
+              <w:top w:val="single" w:color="000000" w:sz="6"/>
+              <w:left w:val="single" w:color="000000" w:sz="6"/>
+              <w:bottom w:val="single" w:color="000000" w:sz="6"/>
+              <w:right w:val="single" w:color="000000" w:sz="6"/>
+            </w:tcBorders>
+            <w:tcMar>
+              <w:top w:type="dxa" w:w="40"/>
+              <w:left w:type="dxa" w:w="80"/>
+              <w:bottom w:type="dxa" w:w="40"/>
+              <w:right w:type="dxa" w:w="80"/>
+            </w:tcMar>
+            <w:vAlign w:val="top"/>
+          </w:tcPr>
+          <w:p>
+            <w:pPr>
+              <w:keepNext/>
+              <w:keepLines/>
+              <w:spacing w:after="0"/>
+            </w:pPr>
+            <w:r>
+              <w:rPr>
+                <w:rFonts w:ascii="Arial" w:cs="Arial" w:eastAsia="Arial" w:hAnsi="Arial"/>
+                <w:b w:val="false"/>
+                <w:bCs w:val="false"/>
+                <w:i w:val="false"/>
+                <w:iCs w:val="false"/>
+                <w:sz w:val="24"/>
+                <w:szCs w:val="24"/>
+              </w:rPr>
+              <w:t xml:space="preserve">alors   reculer 0,5 s puis tourner à droite</w:t>
+            </w:r>
+          </w:p>
+        </w:tc>
+        <w:tc>
+          <w:tcPr>
+            <w:tcW w:type="dxa" w:w="1860"/>
+            <w:tcBorders>
+              <w:top w:val="single" w:color="000000" w:sz="6"/>
+              <w:left w:val="single" w:color="000000" w:sz="6"/>
+              <w:bottom w:val="single" w:color="000000" w:sz="6"/>
+              <w:right w:val="single" w:color="000000" w:sz="6"/>
+            </w:tcBorders>
+            <w:tcMar>
+              <w:top w:type="dxa" w:w="40"/>
+              <w:left w:type="dxa" w:w="80"/>
+              <w:bottom w:type="dxa" w:w="40"/>
+              <w:right w:type="dxa" w:w="80"/>
+            </w:tcMar>
+            <w:vAlign w:val="top"/>
+          </w:tcPr>
+          <w:p>
+            <w:pPr>
+              <w:keepNext/>
+              <w:keepLines/>
+              <w:spacing w:after="0"/>
+            </w:pPr>
+            <w:r>
+              <w:rPr>
+                <w:rFonts w:ascii="Arial" w:cs="Arial" w:eastAsia="Arial" w:hAnsi="Arial"/>
+                <w:b w:val="false"/>
+                <w:bCs w:val="false"/>
+                <w:i w:val="false"/>
+                <w:iCs w:val="false"/>
+                <w:sz w:val="24"/>
+                <w:szCs w:val="24"/>
+              </w:rPr>
+              <w:t xml:space="preserve">........................</w:t>
+            </w:r>
+          </w:p>
+        </w:tc>
+      </w:tr>
+      <w:tr>
+        <w:trPr>
+          <w:cantSplit/>
+        </w:trPr>
+        <w:tc>
+          <w:tcPr>
+            <w:tcW w:type="dxa" w:w="7500"/>
+            <w:tcBorders>
+              <w:top w:val="single" w:color="000000" w:sz="6"/>
+              <w:left w:val="single" w:color="000000" w:sz="6"/>
+              <w:bottom w:val="single" w:color="000000" w:sz="6"/>
+              <w:right w:val="single" w:color="000000" w:sz="6"/>
+            </w:tcBorders>
+            <w:tcMar>
+              <w:top w:type="dxa" w:w="40"/>
+              <w:left w:type="dxa" w:w="80"/>
+              <w:bottom w:type="dxa" w:w="40"/>
+              <w:right w:type="dxa" w:w="80"/>
+            </w:tcMar>
+            <w:vAlign w:val="top"/>
+          </w:tcPr>
+          <w:p>
+            <w:pPr>
+              <w:spacing w:after="0"/>
+            </w:pPr>
+            <w:r>
+              <w:rPr>
+                <w:rFonts w:ascii="Arial" w:cs="Arial" w:eastAsia="Arial" w:hAnsi="Arial"/>
+                <w:b w:val="false"/>
+                <w:bCs w:val="false"/>
+                <w:i w:val="false"/>
+                <w:iCs w:val="false"/>
+                <w:sz w:val="24"/>
+                <w:szCs w:val="24"/>
+              </w:rPr>
+              <w:t xml:space="preserve">sinon   avancer à 50 %</w:t>
+            </w:r>
+          </w:p>
+        </w:tc>
+        <w:tc>
+          <w:tcPr>
+            <w:tcW w:type="dxa" w:w="1860"/>
+            <w:tcBorders>
+              <w:top w:val="single" w:color="000000" w:sz="6"/>
+              <w:left w:val="single" w:color="000000" w:sz="6"/>
+              <w:bottom w:val="single" w:color="000000" w:sz="6"/>
+              <w:right w:val="single" w:color="000000" w:sz="6"/>
+            </w:tcBorders>
+            <w:tcMar>
+              <w:top w:type="dxa" w:w="40"/>
+              <w:left w:type="dxa" w:w="80"/>
+              <w:bottom w:type="dxa" w:w="40"/>
+              <w:right w:type="dxa" w:w="80"/>
+            </w:tcMar>
+            <w:vAlign w:val="top"/>
+          </w:tcPr>
+          <w:p>
+            <w:pPr>
+              <w:spacing w:after="0"/>
+            </w:pPr>
+            <w:r>
+              <w:rPr>
+                <w:rFonts w:ascii="Arial" w:cs="Arial" w:eastAsia="Arial" w:hAnsi="Arial"/>
+                <w:b w:val="false"/>
+                <w:bCs w:val="false"/>
+                <w:i w:val="false"/>
+                <w:iCs w:val="false"/>
+                <w:sz w:val="24"/>
+                <w:szCs w:val="24"/>
+              </w:rPr>
+              <w:t xml:space="preserve">........................</w:t>
             </w:r>
           </w:p>
         </w:tc>
       </w:tr>
     </w:tbl>
+    <w:p>
+      <w:pPr>
+        <w:spacing w:after="230" w:before="50"/>
+      </w:pPr>
+      <w:r>
+        <w:rPr>
+          <w:rFonts w:ascii="Arial" w:cs="Arial" w:eastAsia="Arial" w:hAnsi="Arial"/>
+          <w:b w:val="false"/>
+          <w:bCs w:val="false"/>
+          <w:i w:val="false"/>
+          <w:iCs w:val="false"/>
+          <w:sz w:val="24"/>
+          <w:szCs w:val="24"/>
+        </w:rPr>
+        <w:t xml:space="preserve">2a. Recopie la donnée que le programme UTILISE pour décider : ...................................</w:t>
+      </w:r>
+    </w:p>
+    <w:p>
+      <w:pPr>
+        <w:spacing w:after="230" w:before="50"/>
+      </w:pPr>
+      <w:r>
+        <w:rPr>
+          <w:rFonts w:ascii="Arial" w:cs="Arial" w:eastAsia="Arial" w:hAnsi="Arial"/>
+          <w:b w:val="false"/>
+          <w:bCs w:val="false"/>
+          <w:i w:val="false"/>
+          <w:iCs w:val="false"/>
+          <w:sz w:val="24"/>
+          <w:szCs w:val="24"/>
+        </w:rPr>
+        <w:t xml:space="preserve">2b. Recopie le composant vers qui part l’ordre qu’il PRODUIT : .......................................</w:t>
+      </w:r>
+    </w:p>
     <w:p>
       <w:pPr>
         <w:keepNext/>
